--- a/modelos/modelo_medicao.docx
+++ b/modelos/modelo_medicao.docx
@@ -593,9 +593,10 @@
       </w:tblPr>
       <w:tblGrid>
         <w:gridCol w:w="560"/>
-        <w:gridCol w:w="2700"/>
-        <w:gridCol w:w="2900"/>
-        <w:gridCol w:w="2621"/>
+        <w:gridCol w:w="2350"/>
+        <w:gridCol w:w="1200"/>
+        <w:gridCol w:w="2500"/>
+        <w:gridCol w:w="2171"/>
       </w:tblGrid>
       <w:tr>
         <w:trPr>
@@ -627,7 +628,7 @@
         </w:tc>
         <w:tc>
           <w:tcPr>
-            <w:tcW w:w="2700" w:type="dxa"/>
+            <w:tcW w:w="2350" w:type="dxa"/>
             <w:shd w:val="clear" w:color="auto" w:fill="DCE6F2"/>
             <w:vAlign w:val="center"/>
           </w:tcPr>
@@ -650,7 +651,7 @@
         </w:tc>
         <w:tc>
           <w:tcPr>
-            <w:tcW w:w="2900" w:type="dxa"/>
+            <w:tcW w:w="1200" w:type="dxa"/>
             <w:shd w:val="clear" w:color="auto" w:fill="DCE6F2"/>
             <w:vAlign w:val="center"/>
           </w:tcPr>
@@ -667,13 +668,36 @@
                 <w:sz w:val="16"/>
                 <w:szCs w:val="16"/>
               </w:rPr>
-              <w:t xml:space="preserve">COMENTÁRIO DA FISCALIZAÇÃO</w:t>
+              <w:t xml:space="preserve">QUANTITATIVO DA EMPRESA</w:t>
             </w:r>
           </w:p>
         </w:tc>
         <w:tc>
           <w:tcPr>
-            <w:tcW w:w="2621" w:type="dxa"/>
+            <w:tcW w:w="2500" w:type="dxa"/>
+            <w:shd w:val="clear" w:color="auto" w:fill="DCE6F2"/>
+            <w:vAlign w:val="center"/>
+          </w:tcPr>
+          <w:p>
+            <w:pPr>
+              <w:spacing w:before="0" w:after="0"/>
+              <w:jc w:val="center"/>
+            </w:pPr>
+            <w:r>
+              <w:rPr>
+                <w:rFonts w:eastAsia="Cambria" w:cstheme="minorHAnsi"/>
+                <w:b/>
+                <w:bCs/>
+                <w:sz w:val="16"/>
+                <w:szCs w:val="16"/>
+              </w:rPr>
+              <w:t xml:space="preserve">COMENTÁRIO DA FISCALIZAÇÃO</w:t>
+            </w:r>
+          </w:p>
+        </w:tc>
+        <w:tc>
+          <w:tcPr>
+            <w:tcW w:w="2171" w:type="dxa"/>
             <w:shd w:val="clear" w:color="auto" w:fill="DCE6F2"/>
             <w:vAlign w:val="center"/>
           </w:tcPr>
@@ -721,7 +745,7 @@
         </w:tc>
         <w:tc>
           <w:tcPr>
-            <w:tcW w:w="2700" w:type="dxa"/>
+            <w:tcW w:w="2350" w:type="dxa"/>
             <w:vAlign w:val="top"/>
           </w:tcPr>
           <w:p>
@@ -740,7 +764,29 @@
         </w:tc>
         <w:tc>
           <w:tcPr>
-            <w:tcW w:w="2900" w:type="dxa"/>
+            <w:tcW w:w="1200" w:type="dxa"/>
+            <w:vAlign w:val="top"/>
+          </w:tcPr>
+          <w:p>
+            <w:pPr>
+              <w:spacing w:before="0" w:after="0"/>
+              <w:jc w:val="center"/>
+            </w:pPr>
+            <w:r>
+              <w:rPr>
+                <w:rFonts w:eastAsia="Cambria" w:cstheme="minorHAnsi"/>
+                <w:b/>
+                <w:bCs/>
+                <w:sz w:val="16"/>
+                <w:szCs w:val="16"/>
+              </w:rPr>
+              <w:t xml:space="preserve">{quantitativo}</w:t>
+            </w:r>
+          </w:p>
+        </w:tc>
+        <w:tc>
+          <w:tcPr>
+            <w:tcW w:w="2500" w:type="dxa"/>
             <w:vAlign w:val="top"/>
           </w:tcPr>
           <w:p>
@@ -775,7 +821,7 @@
         </w:tc>
         <w:tc>
           <w:tcPr>
-            <w:tcW w:w="2621" w:type="dxa"/>
+            <w:tcW w:w="2171" w:type="dxa"/>
             <w:vAlign w:val="top"/>
           </w:tcPr>
           <w:p>
